--- a/Job Hunt 2026/2026-07-18 - WhyGen Solar - Solar Sales Representative/Job Description & Company Research - WhyGen Solar.docx
+++ b/Job Hunt 2026/2026-07-18 - WhyGen Solar - Solar Sales Representative/Job Description & Company Research - WhyGen Solar.docx
@@ -44,7 +44,7 @@
         </w:rPr>
         <w:t xml:space="preserve">APPLY:  </w:t>
       </w:r>
-      <w:hyperlink w:history="1" r:id="rId1gwikh1tqmrlvosersump">
+      <w:hyperlink w:history="1" r:id="rIdubfx6zeleh6t2nf-cd_yz">
         <w:r>
           <w:rPr>
             <w:rFonts w:ascii="Calibri" w:cs="Calibri" w:eastAsia="Calibri" w:hAnsi="Calibri"/>
@@ -1386,7 +1386,7 @@
         </w:rPr>
         <w:t xml:space="preserve"> </w:t>
       </w:r>
-      <w:hyperlink w:history="1" r:id="rIdget3cn6cu7miab9zmwvia">
+      <w:hyperlink w:history="1" r:id="rIdsg2ltttcjubqxb69a-ix4">
         <w:r>
           <w:rPr>
             <w:rFonts w:ascii="Calibri" w:cs="Calibri" w:eastAsia="Calibri" w:hAnsi="Calibri"/>
@@ -1448,7 +1448,7 @@
         </w:rPr>
         <w:t xml:space="preserve"> </w:t>
       </w:r>
-      <w:hyperlink w:history="1" r:id="rId_zbycp6eaktvlo-9qa3gl">
+      <w:hyperlink w:history="1" r:id="rIdeqgxntwsvv89y9odtki4t">
         <w:r>
           <w:rPr>
             <w:rFonts w:ascii="Calibri" w:cs="Calibri" w:eastAsia="Calibri" w:hAnsi="Calibri"/>
@@ -1479,17 +1479,29 @@
     </w:p>
     <w:p>
       <w:pPr>
-        <w:spacing w:after="100" w:line="264"/>
-      </w:pPr>
-      <w:r>
-        <w:rPr>
-          <w:rFonts w:ascii="Calibri" w:cs="Calibri" w:eastAsia="Calibri" w:hAnsi="Calibri"/>
-          <w:color w:val="1A1A1A"/>
-          <w:sz w:val="21"/>
-          <w:szCs w:val="21"/>
-        </w:rPr>
-        <w:t xml:space="preserve">Searches of reddit.com, including site:reddit.com, found no threads that mention WhyGen Solar. The results were general r/solar pages or other companies with similar names (Why Solar in Australia, Whyalla Solar).</w:t>
-      </w:r>
+        <w:spacing w:after="100"/>
+      </w:pPr>
+      <w:r>
+        <w:rPr>
+          <w:rFonts w:ascii="Calibri" w:cs="Calibri" w:eastAsia="Calibri" w:hAnsi="Calibri"/>
+          <w:color w:val="1A1A1A"/>
+          <w:sz w:val="21"/>
+          <w:szCs w:val="21"/>
+        </w:rPr>
+        <w:t xml:space="preserve">Reddit could not be searched for this sheet: Reddit blocks the automated search Claude uses. Open the link to read what people say there. </w:t>
+      </w:r>
+      <w:hyperlink w:history="1" r:id="rIdh2arzqzqnkxxuxv1xissw">
+        <w:r>
+          <w:rPr>
+            <w:rFonts w:ascii="Calibri" w:cs="Calibri" w:eastAsia="Calibri" w:hAnsi="Calibri"/>
+            <w:color w:val="1A4D8F"/>
+            <w:sz w:val="21"/>
+            <w:szCs w:val="21"/>
+            <w:u w:val="single"/>
+          </w:rPr>
+          <w:t xml:space="preserve">Search Reddit for WhyGen Solar</w:t>
+        </w:r>
+      </w:hyperlink>
     </w:p>
     <w:p>
       <w:pPr>
@@ -1553,7 +1565,7 @@
         </w:rPr>
         <w:t xml:space="preserve"> </w:t>
       </w:r>
-      <w:hyperlink w:history="1" r:id="rIdco78zex61k3jsv8qbi4u7">
+      <w:hyperlink w:history="1" r:id="rIdoj7ml9qidd3srog8h0wiw">
         <w:r>
           <w:rPr>
             <w:rFonts w:ascii="Calibri" w:cs="Calibri" w:eastAsia="Calibri" w:hAnsi="Calibri"/>
@@ -1573,7 +1585,7 @@
         </w:rPr>
         <w:t xml:space="preserve"> </w:t>
       </w:r>
-      <w:hyperlink w:history="1" r:id="rIdptygivnmzrojlmpiuwy74">
+      <w:hyperlink w:history="1" r:id="rId_6nedezyfuqbys3g_0d1k">
         <w:r>
           <w:rPr>
             <w:rFonts w:ascii="Calibri" w:cs="Calibri" w:eastAsia="Calibri" w:hAnsi="Calibri"/>
@@ -1593,7 +1605,7 @@
         </w:rPr>
         <w:t xml:space="preserve"> </w:t>
       </w:r>
-      <w:hyperlink w:history="1" r:id="rIdbckjnkgucgs4jeqs1_tyl">
+      <w:hyperlink w:history="1" r:id="rIdxy4cb8oz306pclx83qs_k">
         <w:r>
           <w:rPr>
             <w:rFonts w:ascii="Calibri" w:cs="Calibri" w:eastAsia="Calibri" w:hAnsi="Calibri"/>
@@ -1632,7 +1644,7 @@
         </w:rPr>
         <w:t xml:space="preserve"> </w:t>
       </w:r>
-      <w:hyperlink w:history="1" r:id="rIdgzhqzb5jwqqbsmo1fxnye">
+      <w:hyperlink w:history="1" r:id="rIdfdr7xzui0h1pa7dnwtfyy">
         <w:r>
           <w:rPr>
             <w:rFonts w:ascii="Calibri" w:cs="Calibri" w:eastAsia="Calibri" w:hAnsi="Calibri"/>
@@ -1652,7 +1664,7 @@
         </w:rPr>
         <w:t xml:space="preserve"> </w:t>
       </w:r>
-      <w:hyperlink w:history="1" r:id="rIdpxsvhhxw988zgjgi9we4g">
+      <w:hyperlink w:history="1" r:id="rId1prz5c2dgk80zkpd12h8n">
         <w:r>
           <w:rPr>
             <w:rFonts w:ascii="Calibri" w:cs="Calibri" w:eastAsia="Calibri" w:hAnsi="Calibri"/>
@@ -1672,7 +1684,7 @@
         </w:rPr>
         <w:t xml:space="preserve"> </w:t>
       </w:r>
-      <w:hyperlink w:history="1" r:id="rIdtaem9obvb2phsn6v7tzuv">
+      <w:hyperlink w:history="1" r:id="rId5otsva9xn-tpiaxmxd9wf">
         <w:r>
           <w:rPr>
             <w:rFonts w:ascii="Calibri" w:cs="Calibri" w:eastAsia="Calibri" w:hAnsi="Calibri"/>
@@ -1711,7 +1723,7 @@
         </w:rPr>
         <w:t xml:space="preserve"> </w:t>
       </w:r>
-      <w:hyperlink w:history="1" r:id="rIdfgnv9wnprb-nsgw0yj-u3">
+      <w:hyperlink w:history="1" r:id="rIdpass0f30nqxwmnv_r7dre">
         <w:r>
           <w:rPr>
             <w:rFonts w:ascii="Calibri" w:cs="Calibri" w:eastAsia="Calibri" w:hAnsi="Calibri"/>
@@ -1750,7 +1762,7 @@
         </w:rPr>
         <w:t xml:space="preserve"> </w:t>
       </w:r>
-      <w:hyperlink w:history="1" r:id="rIdw0b7pdqddfogism4mfmrw">
+      <w:hyperlink w:history="1" r:id="rIdin484wdokiknqmizfyocm">
         <w:r>
           <w:rPr>
             <w:rFonts w:ascii="Calibri" w:cs="Calibri" w:eastAsia="Calibri" w:hAnsi="Calibri"/>
@@ -1770,7 +1782,7 @@
         </w:rPr>
         <w:t xml:space="preserve"> </w:t>
       </w:r>
-      <w:hyperlink w:history="1" r:id="rIdmo1fx7fplnhl1b1dvyvje">
+      <w:hyperlink w:history="1" r:id="rIdovt7wzmhhtfkv-fpdkco7">
         <w:r>
           <w:rPr>
             <w:rFonts w:ascii="Calibri" w:cs="Calibri" w:eastAsia="Calibri" w:hAnsi="Calibri"/>
@@ -1809,7 +1821,7 @@
         </w:rPr>
         <w:t xml:space="preserve"> </w:t>
       </w:r>
-      <w:hyperlink w:history="1" r:id="rIdxywbqyw7si-bn2b3iu-fv">
+      <w:hyperlink w:history="1" r:id="rIdhvvtwccpfylef8pyf3ei1">
         <w:r>
           <w:rPr>
             <w:rFonts w:ascii="Calibri" w:cs="Calibri" w:eastAsia="Calibri" w:hAnsi="Calibri"/>
@@ -1848,7 +1860,7 @@
         </w:rPr>
         <w:t xml:space="preserve"> </w:t>
       </w:r>
-      <w:hyperlink w:history="1" r:id="rId2rtgu5mnspf53ic60paxo">
+      <w:hyperlink w:history="1" r:id="rIdazfip9kvblr4xdhzehwbp">
         <w:r>
           <w:rPr>
             <w:rFonts w:ascii="Calibri" w:cs="Calibri" w:eastAsia="Calibri" w:hAnsi="Calibri"/>
@@ -1903,7 +1915,7 @@
         </w:rPr>
         <w:t xml:space="preserve"> </w:t>
       </w:r>
-      <w:hyperlink w:history="1" r:id="rIdkq_2v-v3akk9hnls70l5-">
+      <w:hyperlink w:history="1" r:id="rIdlnexiyn73eoebdsgx4y68">
         <w:r>
           <w:rPr>
             <w:rFonts w:ascii="Calibri" w:cs="Calibri" w:eastAsia="Calibri" w:hAnsi="Calibri"/>
@@ -1923,7 +1935,7 @@
         </w:rPr>
         <w:t xml:space="preserve"> </w:t>
       </w:r>
-      <w:hyperlink w:history="1" r:id="rIdt3bd9wjlga3xpdi1fjr2r">
+      <w:hyperlink w:history="1" r:id="rIdfigopnlpmqpuoc81pcpiz">
         <w:r>
           <w:rPr>
             <w:rFonts w:ascii="Calibri" w:cs="Calibri" w:eastAsia="Calibri" w:hAnsi="Calibri"/>
@@ -1962,7 +1974,7 @@
         </w:rPr>
         <w:t xml:space="preserve"> </w:t>
       </w:r>
-      <w:hyperlink w:history="1" r:id="rIdyzyklytsrv6-sgfed8qiz">
+      <w:hyperlink w:history="1" r:id="rIdqfstyi9hwzcvuuebkf0px">
         <w:r>
           <w:rPr>
             <w:rFonts w:ascii="Calibri" w:cs="Calibri" w:eastAsia="Calibri" w:hAnsi="Calibri"/>
@@ -1982,7 +1994,7 @@
         </w:rPr>
         <w:t xml:space="preserve"> </w:t>
       </w:r>
-      <w:hyperlink w:history="1" r:id="rIdyn9zthphp-t-diixw8g-v">
+      <w:hyperlink w:history="1" r:id="rIddkgngewisjgvcxytkabav">
         <w:r>
           <w:rPr>
             <w:rFonts w:ascii="Calibri" w:cs="Calibri" w:eastAsia="Calibri" w:hAnsi="Calibri"/>
@@ -2021,7 +2033,7 @@
         </w:rPr>
         <w:t xml:space="preserve"> </w:t>
       </w:r>
-      <w:hyperlink w:history="1" r:id="rIdpivrtcnb3uav6spsiklg9">
+      <w:hyperlink w:history="1" r:id="rIdggpuormfg5-pnbopnmf5v">
         <w:r>
           <w:rPr>
             <w:rFonts w:ascii="Calibri" w:cs="Calibri" w:eastAsia="Calibri" w:hAnsi="Calibri"/>
@@ -2060,7 +2072,7 @@
         </w:rPr>
         <w:t xml:space="preserve"> </w:t>
       </w:r>
-      <w:hyperlink w:history="1" r:id="rIdkjwwzzp6npx8dbnxjydiq">
+      <w:hyperlink w:history="1" r:id="rIdzjt6ensspm5snosvrkiyp">
         <w:r>
           <w:rPr>
             <w:rFonts w:ascii="Calibri" w:cs="Calibri" w:eastAsia="Calibri" w:hAnsi="Calibri"/>
@@ -2099,7 +2111,7 @@
         </w:rPr>
         <w:t xml:space="preserve"> </w:t>
       </w:r>
-      <w:hyperlink w:history="1" r:id="rId7rclxsiifg1ywptk8gifl">
+      <w:hyperlink w:history="1" r:id="rIdbj5ioq0wc6qqxkae8_rl_">
         <w:r>
           <w:rPr>
             <w:rFonts w:ascii="Calibri" w:cs="Calibri" w:eastAsia="Calibri" w:hAnsi="Calibri"/>
@@ -2138,7 +2150,7 @@
         </w:rPr>
         <w:t xml:space="preserve"> </w:t>
       </w:r>
-      <w:hyperlink w:history="1" r:id="rIdtpt4zfste2cxhb_kuyphj">
+      <w:hyperlink w:history="1" r:id="rIdgjefiwg3mwwipjk8epgs5">
         <w:r>
           <w:rPr>
             <w:rFonts w:ascii="Calibri" w:cs="Calibri" w:eastAsia="Calibri" w:hAnsi="Calibri"/>
@@ -2158,7 +2170,7 @@
         </w:rPr>
         <w:t xml:space="preserve"> </w:t>
       </w:r>
-      <w:hyperlink w:history="1" r:id="rIdyepguivx3ypqsrcz2imms">
+      <w:hyperlink w:history="1" r:id="rIdrnkg6yushu1nwjempk7dx">
         <w:r>
           <w:rPr>
             <w:rFonts w:ascii="Calibri" w:cs="Calibri" w:eastAsia="Calibri" w:hAnsi="Calibri"/>
@@ -2197,7 +2209,7 @@
         </w:rPr>
         <w:t xml:space="preserve"> </w:t>
       </w:r>
-      <w:hyperlink w:history="1" r:id="rIdpr9ev9f_dgalc3b2oi7ft">
+      <w:hyperlink w:history="1" r:id="rIdntuvfr2tvlvck1qds9gjs">
         <w:r>
           <w:rPr>
             <w:rFonts w:ascii="Calibri" w:cs="Calibri" w:eastAsia="Calibri" w:hAnsi="Calibri"/>
@@ -2217,7 +2229,7 @@
         </w:rPr>
         <w:t xml:space="preserve"> </w:t>
       </w:r>
-      <w:hyperlink w:history="1" r:id="rIdr72f6nhaozi4_o2sf40wf">
+      <w:hyperlink w:history="1" r:id="rIdvivvw3yylvlhfmckzxiqg">
         <w:r>
           <w:rPr>
             <w:rFonts w:ascii="Calibri" w:cs="Calibri" w:eastAsia="Calibri" w:hAnsi="Calibri"/>
@@ -2360,7 +2372,7 @@
         </w:numPr>
         <w:spacing w:after="50" w:line="259"/>
       </w:pPr>
-      <w:hyperlink w:history="1" r:id="rIdm_j4m4xh8sy2doql2x6xj">
+      <w:hyperlink w:history="1" r:id="rId2xfnfkxn7jlrahxuvhgxq">
         <w:r>
           <w:rPr>
             <w:rFonts w:ascii="Calibri" w:cs="Calibri" w:eastAsia="Calibri" w:hAnsi="Calibri"/>
@@ -2391,7 +2403,7 @@
         </w:numPr>
         <w:spacing w:after="50" w:line="259"/>
       </w:pPr>
-      <w:hyperlink w:history="1" r:id="rIdu9ushr6q_ipqzfl7ntiqw">
+      <w:hyperlink w:history="1" r:id="rId9fveqoacqqbbt2exwppfm">
         <w:r>
           <w:rPr>
             <w:rFonts w:ascii="Calibri" w:cs="Calibri" w:eastAsia="Calibri" w:hAnsi="Calibri"/>
@@ -2422,7 +2434,7 @@
         </w:numPr>
         <w:spacing w:after="50" w:line="259"/>
       </w:pPr>
-      <w:hyperlink w:history="1" r:id="rId0wovlxge_fg3rl1kax2nz">
+      <w:hyperlink w:history="1" r:id="rId0g8homep1yeicn_ptiic6">
         <w:r>
           <w:rPr>
             <w:rFonts w:ascii="Calibri" w:cs="Calibri" w:eastAsia="Calibri" w:hAnsi="Calibri"/>
@@ -2453,7 +2465,7 @@
         </w:numPr>
         <w:spacing w:after="50" w:line="259"/>
       </w:pPr>
-      <w:hyperlink w:history="1" r:id="rIdiakpvicoqd_hi8mbqngef">
+      <w:hyperlink w:history="1" r:id="rIdckaetziglhrizx1aqfbgi">
         <w:r>
           <w:rPr>
             <w:rFonts w:ascii="Calibri" w:cs="Calibri" w:eastAsia="Calibri" w:hAnsi="Calibri"/>
@@ -2484,7 +2496,7 @@
         </w:numPr>
         <w:spacing w:after="50" w:line="259"/>
       </w:pPr>
-      <w:hyperlink w:history="1" r:id="rIdo1ork8omcfo3vebefybjt">
+      <w:hyperlink w:history="1" r:id="rIdeqsp2vgvyf4ptia0ay64p">
         <w:r>
           <w:rPr>
             <w:rFonts w:ascii="Calibri" w:cs="Calibri" w:eastAsia="Calibri" w:hAnsi="Calibri"/>
@@ -2515,7 +2527,7 @@
         </w:numPr>
         <w:spacing w:after="50" w:line="259"/>
       </w:pPr>
-      <w:hyperlink w:history="1" r:id="rIdg6ygz1bhvvhuwtqaa162i">
+      <w:hyperlink w:history="1" r:id="rIdzwyq5enlm7pj0if32eedq">
         <w:r>
           <w:rPr>
             <w:rFonts w:ascii="Calibri" w:cs="Calibri" w:eastAsia="Calibri" w:hAnsi="Calibri"/>
@@ -2546,7 +2558,7 @@
         </w:numPr>
         <w:spacing w:after="50" w:line="259"/>
       </w:pPr>
-      <w:hyperlink w:history="1" r:id="rIdt4u_qzxxzj1wjo5yek9fv">
+      <w:hyperlink w:history="1" r:id="rId5rtwuyzm_ia8izc_yeczb">
         <w:r>
           <w:rPr>
             <w:rFonts w:ascii="Calibri" w:cs="Calibri" w:eastAsia="Calibri" w:hAnsi="Calibri"/>
@@ -2577,7 +2589,7 @@
         </w:numPr>
         <w:spacing w:after="50" w:line="259"/>
       </w:pPr>
-      <w:hyperlink w:history="1" r:id="rId91584ehhjy_r-2fz23lnt">
+      <w:hyperlink w:history="1" r:id="rIdjyizmz_pjfadzpek2shfm">
         <w:r>
           <w:rPr>
             <w:rFonts w:ascii="Calibri" w:cs="Calibri" w:eastAsia="Calibri" w:hAnsi="Calibri"/>
@@ -2608,7 +2620,7 @@
         </w:numPr>
         <w:spacing w:after="50" w:line="259"/>
       </w:pPr>
-      <w:hyperlink w:history="1" r:id="rIdoo10xtb-qsvxxn5kkwrri">
+      <w:hyperlink w:history="1" r:id="rIdjjcqjr_najxdqhmkwc7bc">
         <w:r>
           <w:rPr>
             <w:rFonts w:ascii="Calibri" w:cs="Calibri" w:eastAsia="Calibri" w:hAnsi="Calibri"/>
@@ -2639,7 +2651,7 @@
         </w:numPr>
         <w:spacing w:after="50" w:line="259"/>
       </w:pPr>
-      <w:hyperlink w:history="1" r:id="rIdgbvhloftquynepqzw9mtk">
+      <w:hyperlink w:history="1" r:id="rIdju-2kv4wwzwycv2u5trl4">
         <w:r>
           <w:rPr>
             <w:rFonts w:ascii="Calibri" w:cs="Calibri" w:eastAsia="Calibri" w:hAnsi="Calibri"/>
@@ -2670,7 +2682,7 @@
         </w:numPr>
         <w:spacing w:after="50" w:line="259"/>
       </w:pPr>
-      <w:hyperlink w:history="1" r:id="rId1wyfyptc20stlqaxgz1od">
+      <w:hyperlink w:history="1" r:id="rIdlg02d4e4rogo3wyxnc_zy">
         <w:r>
           <w:rPr>
             <w:rFonts w:ascii="Calibri" w:cs="Calibri" w:eastAsia="Calibri" w:hAnsi="Calibri"/>
@@ -2701,7 +2713,7 @@
         </w:numPr>
         <w:spacing w:after="50" w:line="259"/>
       </w:pPr>
-      <w:hyperlink w:history="1" r:id="rIdxogxfoyhld3nuoeb1te_k">
+      <w:hyperlink w:history="1" r:id="rId2le6mzesey4lddhmbs36u">
         <w:r>
           <w:rPr>
             <w:rFonts w:ascii="Calibri" w:cs="Calibri" w:eastAsia="Calibri" w:hAnsi="Calibri"/>
@@ -2732,7 +2744,7 @@
         </w:numPr>
         <w:spacing w:after="50" w:line="259"/>
       </w:pPr>
-      <w:hyperlink w:history="1" r:id="rId0ilgviz9mto2vmhb1qwue">
+      <w:hyperlink w:history="1" r:id="rIdn20c2ozgplafbcwud2yob">
         <w:r>
           <w:rPr>
             <w:rFonts w:ascii="Calibri" w:cs="Calibri" w:eastAsia="Calibri" w:hAnsi="Calibri"/>
@@ -2763,7 +2775,7 @@
         </w:numPr>
         <w:spacing w:after="50" w:line="259"/>
       </w:pPr>
-      <w:hyperlink w:history="1" r:id="rIddrbsbioucv4eo0wjkdb4p">
+      <w:hyperlink w:history="1" r:id="rIddoplzikhyiut-u7v3rcq_">
         <w:r>
           <w:rPr>
             <w:rFonts w:ascii="Calibri" w:cs="Calibri" w:eastAsia="Calibri" w:hAnsi="Calibri"/>
@@ -2794,7 +2806,7 @@
         </w:numPr>
         <w:spacing w:after="50" w:line="259"/>
       </w:pPr>
-      <w:hyperlink w:history="1" r:id="rIdv3gc5md5ilmie8i_01yfx">
+      <w:hyperlink w:history="1" r:id="rIdfezdtqt-kmx5p5bb9ihor">
         <w:r>
           <w:rPr>
             <w:rFonts w:ascii="Calibri" w:cs="Calibri" w:eastAsia="Calibri" w:hAnsi="Calibri"/>
@@ -2825,7 +2837,7 @@
         </w:numPr>
         <w:spacing w:after="50" w:line="259"/>
       </w:pPr>
-      <w:hyperlink w:history="1" r:id="rIdqz5pl9d6rcgmzov-9cipu">
+      <w:hyperlink w:history="1" r:id="rIdn9umcnqbl3v3ugwajnq9n">
         <w:r>
           <w:rPr>
             <w:rFonts w:ascii="Calibri" w:cs="Calibri" w:eastAsia="Calibri" w:hAnsi="Calibri"/>
